--- a/docs/Batch_Portfolio_Report.docx
+++ b/docs/Batch_Portfolio_Report.docx
@@ -1895,7 +1895,7 @@
           <w:sz w:val="22"/>
           <w:szCs w:val="22"/>
         </w:rPr>
-        <w:t xml:space="preserve">Enrichment artifacts are generated in OWL 2 EL-compliant OWL Functional Syntax (.ofn files). Every axiom carries provenance annotations: source IRI, SSSOM mapping ID, pattern name, pattern version, and attribution. Templates use DOSDP-style YAML patterns where applicable.</w:t>
+        <w:t xml:space="preserve">Enrichment artifacts are generated in OWL 2 EL-compliant OWL Functional Syntax (.ofn files). Every class declaration and axiom carries provenance annotations: source IRI, SSSOM mapping ID, pattern name, pattern version, and attribution. For subtree-import batches, provenance is recorded at two levels: directly on the class IRI (visible in Protégé’s Annotations tab) and on each SubClassOf and EquivalentClasses axiom (visible as axiom annotations in the Description panel). Templates use DOSDP-style YAML patterns where applicable.</w:t>
       </w:r>
     </w:p>
     <w:p>
@@ -1998,7 +1998,7 @@
           <w:sz w:val="22"/>
           <w:szCs w:val="22"/>
         </w:rPr>
-        <w:t xml:space="preserve">SPARQL provenance audit: confirms every axiom has required provenance annotations</w:t>
+        <w:t xml:space="preserve">SPARQL provenance audit: confirms every class declaration and axiom has required provenance annotations</w:t>
       </w:r>
     </w:p>
     <w:p>

--- a/docs/Batch_Portfolio_Report.docx
+++ b/docs/Batch_Portfolio_Report.docx
@@ -1895,7 +1895,7 @@
           <w:sz w:val="22"/>
           <w:szCs w:val="22"/>
         </w:rPr>
-        <w:t xml:space="preserve">Enrichment artifacts are generated in OWL 2 EL-compliant OWL Functional Syntax (.ofn files). Every class declaration and axiom carries provenance annotations: source IRI, SSSOM mapping ID, pattern name, pattern version, and attribution. For subtree-import batches, provenance is recorded at two levels: directly on the class IRI (visible in Protégé’s Annotations tab) and on each SubClassOf and EquivalentClasses axiom (visible as axiom annotations in the Description panel). Templates use DOSDP-style YAML patterns where applicable.</w:t>
+        <w:t xml:space="preserve">Enrichment artifacts are generated in OWL 2 EL-compliant OWL Functional Syntax (.ofn files). Every class declaration and axiom carries provenance annotations: source IRI, SSSOM mapping ID, pattern name, pattern version, and attribution. For subtree-import batches, provenance is recorded at two levels: directly on the class IRI (visible in Protégé’s Annotations tab) and on each SubClassOf and EquivalentClasses axiom (visible as axiom annotations in the Description panel). Generation scripts follow documented pattern conventions; the DOSDP toolchain is not required (see playbook §3.7, background reference).</w:t>
       </w:r>
     </w:p>
     <w:p>
@@ -2757,7 +2757,7 @@
           <w:sz w:val="22"/>
           <w:szCs w:val="22"/>
         </w:rPr>
-        <w:t xml:space="preserve">Subtree Import (subtree-infectious-01) — depends on axis-align for ELK verification</w:t>
+        <w:t xml:space="preserve">Subtree Import (subtree-infectious-01) — depends on axis-align for ELK QA verification (reasoner is used for QA only; asserted SubClassOf axioms are retained)</w:t>
       </w:r>
     </w:p>
     <w:p>
